--- a/复盘笔记/马克思主义基本原理.docx
+++ b/复盘笔记/马克思主义基本原理.docx
@@ -46,8 +46,6 @@
             <w:ind w:left="0" w:leftChars="0" w:right="0" w:rightChars="0" w:firstLine="0" w:firstLineChars="0"/>
             <w:jc w:val="center"/>
           </w:pPr>
-          <w:bookmarkStart w:id="51" w:name="_GoBack"/>
-          <w:bookmarkEnd w:id="51"/>
           <w:r>
             <w:rPr>
               <w:rFonts w:ascii="宋体" w:hAnsi="宋体" w:eastAsia="宋体"/>
@@ -2446,8 +2444,8 @@
           <w:lang w:val="en-US" w:eastAsia="zh-CN"/>
         </w:rPr>
       </w:pPr>
-      <w:bookmarkStart w:id="0" w:name="_Toc23889"/>
-      <w:bookmarkStart w:id="1" w:name="_Toc19338"/>
+      <w:bookmarkStart w:id="0" w:name="_Toc19338"/>
+      <w:bookmarkStart w:id="1" w:name="_Toc23889"/>
       <w:r>
         <w:rPr>
           <w:rFonts w:hint="eastAsia"/>
@@ -4411,6 +4409,38 @@
     <w:p>
       <w:pPr>
         <w:rPr>
+          <w:rFonts w:hint="eastAsia"/>
+          <w:lang w:val="en-US" w:eastAsia="zh-CN"/>
+        </w:rPr>
+      </w:pPr>
+      <w:r>
+        <w:rPr>
+          <w:rFonts w:hint="eastAsia"/>
+          <w:lang w:val="en-US" w:eastAsia="zh-CN"/>
+        </w:rPr>
+        <w:t>物质和意识的关系也就是实践和认识的关系，实践决定认识，认识反作用于实践，头脑中的认识是实践得来的，我的间接经验是别人实践经验得来的，和我无关的就没兴趣，有需要才实践，我认识一个东西一定是为了实践的，就像小马过河，到处打听，因为他要过河；实践是检验认识真理性的唯一标准，一定要从此岸到彼岸去检验真理。</w:t>
+      </w:r>
+    </w:p>
+    <w:p>
+      <w:pPr>
+        <w:pStyle w:val="4"/>
+        <w:bidi w:val="0"/>
+        <w:rPr>
+          <w:rFonts w:hint="eastAsia"/>
+          <w:lang w:val="en-US" w:eastAsia="zh-CN"/>
+        </w:rPr>
+      </w:pPr>
+      <w:r>
+        <w:rPr>
+          <w:rFonts w:hint="eastAsia"/>
+          <w:lang w:val="en-US" w:eastAsia="zh-CN"/>
+        </w:rPr>
+        <w:t>考点32 认识的本质</w:t>
+      </w:r>
+    </w:p>
+    <w:p>
+      <w:pPr>
+        <w:rPr>
           <w:rFonts w:hint="default"/>
           <w:lang w:val="en-US" w:eastAsia="zh-CN"/>
         </w:rPr>
@@ -4420,8 +4450,395 @@
           <w:rFonts w:hint="eastAsia"/>
           <w:lang w:val="en-US" w:eastAsia="zh-CN"/>
         </w:rPr>
-        <w:t>物质和意识的关系也就是实践和认识的关系，实践决定认识，认识反作用于实践，头脑中的认识是实践得来的，我的间接经验是别人实践经验得来的，和我无关的就没兴趣，有需要才实践，我认识一个东西一定是为了实践的，就像小马过河，到处打听，因为他要过河；实践是检验认识真理性的唯一标准，一定要从此岸到彼岸去检验真理。</w:t>
-      </w:r>
+        <w:t>两条根本对立的认识路线，从思想感觉到物（唯心主义先验论），从物到感觉思想（唯物主义的反映论）旧唯物主义（反映是一种直观反映，机械反映论）马克思唯物（创造性反映，能动反映论）</w:t>
+      </w:r>
+    </w:p>
+    <w:p>
+      <w:pPr>
+        <w:pStyle w:val="5"/>
+        <w:bidi w:val="0"/>
+        <w:rPr>
+          <w:rFonts w:hint="eastAsia"/>
+          <w:lang w:val="en-US" w:eastAsia="zh-CN"/>
+        </w:rPr>
+      </w:pPr>
+      <w:r>
+        <w:rPr>
+          <w:rFonts w:hint="eastAsia"/>
+          <w:lang w:val="en-US" w:eastAsia="zh-CN"/>
+        </w:rPr>
+        <w:t>唯心主义先验论</w:t>
+      </w:r>
+    </w:p>
+    <w:p>
+      <w:pPr>
+        <w:pStyle w:val="5"/>
+        <w:bidi w:val="0"/>
+        <w:rPr>
+          <w:rFonts w:hint="eastAsia"/>
+          <w:lang w:val="en-US" w:eastAsia="zh-CN"/>
+        </w:rPr>
+      </w:pPr>
+      <w:r>
+        <w:rPr>
+          <w:rFonts w:hint="eastAsia"/>
+          <w:lang w:val="en-US" w:eastAsia="zh-CN"/>
+        </w:rPr>
+        <w:t>唯物主义反映论</w:t>
+      </w:r>
+    </w:p>
+    <w:p>
+      <w:pPr>
+        <w:pStyle w:val="5"/>
+        <w:bidi w:val="0"/>
+        <w:rPr>
+          <w:rFonts w:hint="default"/>
+          <w:lang w:val="en-US" w:eastAsia="zh-CN"/>
+        </w:rPr>
+      </w:pPr>
+      <w:r>
+        <w:rPr>
+          <w:rFonts w:hint="eastAsia"/>
+          <w:lang w:val="en-US" w:eastAsia="zh-CN"/>
+        </w:rPr>
+        <w:t>直观反映论</w:t>
+      </w:r>
+    </w:p>
+    <w:p>
+      <w:pPr>
+        <w:pStyle w:val="5"/>
+        <w:bidi w:val="0"/>
+        <w:rPr>
+          <w:rFonts w:hint="default"/>
+          <w:lang w:val="en-US" w:eastAsia="zh-CN"/>
+        </w:rPr>
+      </w:pPr>
+      <w:r>
+        <w:rPr>
+          <w:rFonts w:hint="eastAsia"/>
+          <w:lang w:val="en-US" w:eastAsia="zh-CN"/>
+        </w:rPr>
+        <w:t>能动反映论</w:t>
+      </w:r>
+    </w:p>
+    <w:p>
+      <w:pPr>
+        <w:rPr>
+          <w:rFonts w:hint="default"/>
+          <w:lang w:val="en-US" w:eastAsia="zh-CN"/>
+        </w:rPr>
+      </w:pPr>
+      <w:r>
+        <w:rPr>
+          <w:rFonts w:hint="eastAsia"/>
+          <w:lang w:val="en-US" w:eastAsia="zh-CN"/>
+        </w:rPr>
+        <w:t>分析：看到后加工举一反三创造，反映和创造是不可分割的</w:t>
+      </w:r>
+    </w:p>
+    <w:p>
+      <w:pPr>
+        <w:pStyle w:val="4"/>
+        <w:bidi w:val="0"/>
+        <w:rPr>
+          <w:rFonts w:hint="eastAsia"/>
+          <w:lang w:val="en-US" w:eastAsia="zh-CN"/>
+        </w:rPr>
+      </w:pPr>
+      <w:r>
+        <w:rPr>
+          <w:rFonts w:hint="eastAsia"/>
+          <w:lang w:val="en-US" w:eastAsia="zh-CN"/>
+        </w:rPr>
+        <w:t>考点33 认识的过程</w:t>
+      </w:r>
+    </w:p>
+    <w:p>
+      <w:pPr>
+        <w:rPr>
+          <w:rFonts w:hint="eastAsia"/>
+          <w:lang w:val="en-US" w:eastAsia="zh-CN"/>
+        </w:rPr>
+      </w:pPr>
+      <w:r>
+        <w:rPr>
+          <w:rFonts w:hint="eastAsia"/>
+          <w:lang w:val="en-US" w:eastAsia="zh-CN"/>
+        </w:rPr>
+        <w:drawing>
+          <wp:inline distT="0" distB="0" distL="114300" distR="114300">
+            <wp:extent cx="5272405" cy="3791585"/>
+            <wp:effectExtent l="0" t="0" r="635" b="3175"/>
+            <wp:docPr id="2" name="图片 2" descr="马原-33感性认识与理性认识的对比"/>
+            <wp:cNvGraphicFramePr>
+              <a:graphicFrameLocks xmlns:a="http://schemas.openxmlformats.org/drawingml/2006/main" noChangeAspect="1"/>
+            </wp:cNvGraphicFramePr>
+            <a:graphic xmlns:a="http://schemas.openxmlformats.org/drawingml/2006/main">
+              <a:graphicData uri="http://schemas.openxmlformats.org/drawingml/2006/picture">
+                <pic:pic xmlns:pic="http://schemas.openxmlformats.org/drawingml/2006/picture">
+                  <pic:nvPicPr>
+                    <pic:cNvPr id="2" name="图片 2" descr="马原-33感性认识与理性认识的对比"/>
+                    <pic:cNvPicPr>
+                      <a:picLocks noChangeAspect="1"/>
+                    </pic:cNvPicPr>
+                  </pic:nvPicPr>
+                  <pic:blipFill>
+                    <a:blip r:embed="rId6"/>
+                    <a:stretch>
+                      <a:fillRect/>
+                    </a:stretch>
+                  </pic:blipFill>
+                  <pic:spPr>
+                    <a:xfrm>
+                      <a:off x="0" y="0"/>
+                      <a:ext cx="5272405" cy="3791585"/>
+                    </a:xfrm>
+                    <a:prstGeom prst="rect">
+                      <a:avLst/>
+                    </a:prstGeom>
+                  </pic:spPr>
+                </pic:pic>
+              </a:graphicData>
+            </a:graphic>
+          </wp:inline>
+        </w:drawing>
+      </w:r>
+    </w:p>
+    <w:p>
+      <w:pPr>
+        <w:rPr>
+          <w:rFonts w:hint="eastAsia"/>
+          <w:lang w:val="en-US" w:eastAsia="zh-CN"/>
+        </w:rPr>
+      </w:pPr>
+      <w:r>
+        <w:rPr>
+          <w:rFonts w:hint="eastAsia"/>
+          <w:lang w:val="en-US" w:eastAsia="zh-CN"/>
+        </w:rPr>
+        <w:t>知觉，众多感觉聚合在在一综合判断后发现是苹果；表象，我知道这个是苹果后，你一说苹果我就想起来了；概念是思维的细胞，美女帅哥的概念，就可以进行判断是不是美女，还可以推理，她应该很多人追吧两者的关系是辩证统一的，只单独有一个就会空洞无比，两者是深浅的区别，而不是对错的区别</w:t>
+      </w:r>
+    </w:p>
+    <w:p>
+      <w:pPr>
+        <w:rPr>
+          <w:rFonts w:hint="eastAsia"/>
+          <w:lang w:val="en-US" w:eastAsia="zh-CN"/>
+        </w:rPr>
+      </w:pPr>
+      <w:r>
+        <w:rPr>
+          <w:rFonts w:hint="eastAsia"/>
+          <w:lang w:val="en-US" w:eastAsia="zh-CN"/>
+        </w:rPr>
+        <w:t>阅历就是感性，书就是知识</w:t>
+      </w:r>
+    </w:p>
+    <w:p>
+      <w:pPr>
+        <w:pStyle w:val="5"/>
+        <w:bidi w:val="0"/>
+        <w:rPr>
+          <w:rFonts w:hint="eastAsia"/>
+          <w:lang w:val="en-US" w:eastAsia="zh-CN"/>
+        </w:rPr>
+      </w:pPr>
+      <w:r>
+        <w:rPr>
+          <w:rFonts w:hint="eastAsia"/>
+          <w:lang w:val="en-US" w:eastAsia="zh-CN"/>
+        </w:rPr>
+        <w:t>从实践到认识（感性认识到理性认识的飞跃）</w:t>
+      </w:r>
+    </w:p>
+    <w:p>
+      <w:pPr>
+        <w:rPr>
+          <w:rFonts w:hint="default"/>
+          <w:lang w:val="en-US" w:eastAsia="zh-CN"/>
+        </w:rPr>
+      </w:pPr>
+      <w:r>
+        <w:rPr>
+          <w:rFonts w:hint="eastAsia"/>
+          <w:lang w:val="en-US" w:eastAsia="zh-CN"/>
+        </w:rPr>
+        <w:t>经验主义，</w:t>
+      </w:r>
+    </w:p>
+    <w:p>
+      <w:pPr>
+        <w:pStyle w:val="5"/>
+        <w:bidi w:val="0"/>
+        <w:rPr>
+          <w:rFonts w:hint="default"/>
+          <w:lang w:val="en-US" w:eastAsia="zh-CN"/>
+        </w:rPr>
+      </w:pPr>
+      <w:r>
+        <w:rPr>
+          <w:rFonts w:hint="eastAsia"/>
+          <w:lang w:val="en-US" w:eastAsia="zh-CN"/>
+        </w:rPr>
+        <w:t>从认识到实践（理性认识到实践的飞跃）更重要</w:t>
+      </w:r>
+    </w:p>
+    <w:p>
+      <w:pPr>
+        <w:rPr>
+          <w:rFonts w:hint="default"/>
+          <w:lang w:val="en-US" w:eastAsia="zh-CN"/>
+        </w:rPr>
+      </w:pPr>
+      <w:r>
+        <w:rPr>
+          <w:rFonts w:hint="eastAsia"/>
+          <w:lang w:val="en-US" w:eastAsia="zh-CN"/>
+        </w:rPr>
+        <w:t>教条主义，伪理论</w:t>
+      </w:r>
+    </w:p>
+    <w:p>
+      <w:pPr>
+        <w:pStyle w:val="4"/>
+        <w:bidi w:val="0"/>
+        <w:rPr>
+          <w:rFonts w:hint="eastAsia"/>
+          <w:lang w:val="en-US" w:eastAsia="zh-CN"/>
+        </w:rPr>
+      </w:pPr>
+      <w:r>
+        <w:rPr>
+          <w:rFonts w:hint="eastAsia"/>
+          <w:lang w:val="en-US" w:eastAsia="zh-CN"/>
+        </w:rPr>
+        <w:t>考点34 认识过程中的影响因素</w:t>
+      </w:r>
+    </w:p>
+    <w:p>
+      <w:pPr>
+        <w:pStyle w:val="5"/>
+        <w:bidi w:val="0"/>
+        <w:rPr>
+          <w:rFonts w:hint="eastAsia"/>
+          <w:lang w:val="en-US" w:eastAsia="zh-CN"/>
+        </w:rPr>
+      </w:pPr>
+      <w:r>
+        <w:rPr>
+          <w:rFonts w:hint="eastAsia"/>
+          <w:lang w:val="en-US" w:eastAsia="zh-CN"/>
+        </w:rPr>
+        <w:t>理性因素</w:t>
+      </w:r>
+    </w:p>
+    <w:p>
+      <w:pPr>
+        <w:pStyle w:val="5"/>
+        <w:bidi w:val="0"/>
+        <w:rPr>
+          <w:rFonts w:hint="default"/>
+          <w:lang w:val="en-US" w:eastAsia="zh-CN"/>
+        </w:rPr>
+      </w:pPr>
+      <w:r>
+        <w:rPr>
+          <w:rFonts w:hint="eastAsia"/>
+          <w:lang w:val="en-US" w:eastAsia="zh-CN"/>
+        </w:rPr>
+        <w:t>非理性因素</w:t>
+      </w:r>
+    </w:p>
+    <w:p>
+      <w:pPr>
+        <w:pStyle w:val="4"/>
+        <w:bidi w:val="0"/>
+        <w:rPr>
+          <w:rFonts w:hint="eastAsia"/>
+          <w:lang w:val="en-US" w:eastAsia="zh-CN"/>
+        </w:rPr>
+      </w:pPr>
+      <w:r>
+        <w:rPr>
+          <w:rFonts w:hint="eastAsia"/>
+          <w:lang w:val="en-US" w:eastAsia="zh-CN"/>
+        </w:rPr>
+        <w:t>考点35 认识的两大规律（反复性和无限性）</w:t>
+      </w:r>
+    </w:p>
+    <w:p>
+      <w:pPr>
+        <w:pStyle w:val="5"/>
+        <w:bidi w:val="0"/>
+        <w:rPr>
+          <w:rFonts w:hint="eastAsia"/>
+          <w:lang w:val="en-US" w:eastAsia="zh-CN"/>
+        </w:rPr>
+      </w:pPr>
+      <w:r>
+        <w:rPr>
+          <w:rFonts w:hint="eastAsia"/>
+          <w:lang w:val="en-US" w:eastAsia="zh-CN"/>
+        </w:rPr>
+        <w:t>认识的反复性</w:t>
+      </w:r>
+    </w:p>
+    <w:p>
+      <w:pPr>
+        <w:rPr>
+          <w:rFonts w:hint="default"/>
+          <w:lang w:val="en-US" w:eastAsia="zh-CN"/>
+        </w:rPr>
+      </w:pPr>
+      <w:r>
+        <w:rPr>
+          <w:rFonts w:hint="eastAsia"/>
+          <w:lang w:val="en-US" w:eastAsia="zh-CN"/>
+        </w:rPr>
+        <w:t>隐藏性，今天我才终于看清了你的真面目啊；人的想法是会变的，不然会留下很多遗憾，大学毕业后回到老家小县城朝九晚五一日三餐，变了一下，蹉跎岁月荒废人生</w:t>
+      </w:r>
+    </w:p>
+    <w:p>
+      <w:pPr>
+        <w:pStyle w:val="5"/>
+        <w:bidi w:val="0"/>
+        <w:rPr>
+          <w:rFonts w:hint="default"/>
+          <w:lang w:val="en-US" w:eastAsia="zh-CN"/>
+        </w:rPr>
+      </w:pPr>
+      <w:r>
+        <w:rPr>
+          <w:rFonts w:hint="eastAsia"/>
+          <w:lang w:val="en-US" w:eastAsia="zh-CN"/>
+        </w:rPr>
+        <w:t>认识的无限性</w:t>
+      </w:r>
+    </w:p>
+    <w:p>
+      <w:pPr>
+        <w:rPr>
+          <w:rFonts w:hint="default"/>
+          <w:lang w:val="en-US" w:eastAsia="zh-CN"/>
+        </w:rPr>
+      </w:pPr>
+      <w:r>
+        <w:rPr>
+          <w:rFonts w:hint="eastAsia"/>
+          <w:lang w:val="en-US" w:eastAsia="zh-CN"/>
+        </w:rPr>
+        <w:t>形式上循环往复，实质上前进上升</w:t>
+      </w:r>
+      <w:bookmarkStart w:id="51" w:name="_GoBack"/>
+      <w:bookmarkEnd w:id="51"/>
+    </w:p>
+    <w:p>
+      <w:pPr>
+        <w:rPr>
+          <w:rFonts w:hint="default"/>
+          <w:lang w:val="en-US" w:eastAsia="zh-CN"/>
+        </w:rPr>
+      </w:pPr>
     </w:p>
     <w:p>
       <w:pPr>
@@ -4453,8 +4870,8 @@
           <w:lang w:val="en-US" w:eastAsia="zh-CN"/>
         </w:rPr>
       </w:pPr>
-      <w:bookmarkStart w:id="37" w:name="_Toc10246"/>
-      <w:bookmarkStart w:id="38" w:name="_Toc21195"/>
+      <w:bookmarkStart w:id="37" w:name="_Toc21195"/>
+      <w:bookmarkStart w:id="38" w:name="_Toc10246"/>
       <w:r>
         <w:rPr>
           <w:rFonts w:hint="eastAsia" w:ascii="Arial" w:hAnsi="Arial"/>

--- a/复盘笔记/马克思主义基本原理.docx
+++ b/复盘笔记/马克思主义基本原理.docx
@@ -2630,8 +2630,8 @@
           <w:lang w:val="en-US" w:eastAsia="zh-CN"/>
         </w:rPr>
       </w:pPr>
-      <w:bookmarkStart w:id="11" w:name="_Toc27094"/>
-      <w:bookmarkStart w:id="12" w:name="_Toc24212"/>
+      <w:bookmarkStart w:id="11" w:name="_Toc24212"/>
+      <w:bookmarkStart w:id="12" w:name="_Toc27094"/>
       <w:r>
         <w:rPr>
           <w:rFonts w:hint="eastAsia"/>
@@ -2698,8 +2698,8 @@
           <w:lang w:val="en-US" w:eastAsia="zh-CN"/>
         </w:rPr>
       </w:pPr>
-      <w:bookmarkStart w:id="15" w:name="_Toc195"/>
-      <w:bookmarkStart w:id="16" w:name="_Toc24912"/>
+      <w:bookmarkStart w:id="15" w:name="_Toc24912"/>
+      <w:bookmarkStart w:id="16" w:name="_Toc195"/>
       <w:r>
         <w:rPr>
           <w:rFonts w:hint="eastAsia" w:ascii="Arial" w:hAnsi="Arial"/>
@@ -4818,6 +4818,38 @@
     <w:p>
       <w:pPr>
         <w:rPr>
+          <w:rFonts w:hint="eastAsia"/>
+          <w:lang w:val="en-US" w:eastAsia="zh-CN"/>
+        </w:rPr>
+      </w:pPr>
+      <w:r>
+        <w:rPr>
+          <w:rFonts w:hint="eastAsia"/>
+          <w:lang w:val="en-US" w:eastAsia="zh-CN"/>
+        </w:rPr>
+        <w:t>形式上循环往复，实质上前进上升</w:t>
+      </w:r>
+    </w:p>
+    <w:p>
+      <w:pPr>
+        <w:pStyle w:val="4"/>
+        <w:bidi w:val="0"/>
+        <w:rPr>
+          <w:rFonts w:hint="eastAsia"/>
+          <w:lang w:val="en-US" w:eastAsia="zh-CN"/>
+        </w:rPr>
+      </w:pPr>
+      <w:r>
+        <w:rPr>
+          <w:rFonts w:hint="eastAsia"/>
+          <w:lang w:val="en-US" w:eastAsia="zh-CN"/>
+        </w:rPr>
+        <w:t>考点37 真理及其特性</w:t>
+      </w:r>
+    </w:p>
+    <w:p>
+      <w:pPr>
+        <w:rPr>
           <w:rFonts w:hint="default"/>
           <w:lang w:val="en-US" w:eastAsia="zh-CN"/>
         </w:rPr>
@@ -4827,10 +4859,395 @@
           <w:rFonts w:hint="eastAsia"/>
           <w:lang w:val="en-US" w:eastAsia="zh-CN"/>
         </w:rPr>
-        <w:t>形式上循环往复，实质上前进上升</w:t>
-      </w:r>
-      <w:bookmarkStart w:id="51" w:name="_GoBack"/>
-      <w:bookmarkEnd w:id="51"/>
+        <w:t>对的就是真理，错的就是谬论，笼统说是客观，但是他的形式是主观的</w:t>
+      </w:r>
+      <w:r>
+        <w:rPr>
+          <w:rFonts w:hint="eastAsia"/>
+          <w:lang w:val="en-US" w:eastAsia="zh-CN"/>
+        </w:rPr>
+        <w:fldChar w:fldCharType="begin"/>
+      </w:r>
+      <w:r>
+        <w:rPr>
+          <w:rFonts w:hint="eastAsia"/>
+          <w:lang w:val="en-US" w:eastAsia="zh-CN"/>
+        </w:rPr>
+        <w:instrText xml:space="preserve"> HYPERLINK "../image/马原-37-真理.png" </w:instrText>
+      </w:r>
+      <w:r>
+        <w:rPr>
+          <w:rFonts w:hint="eastAsia"/>
+          <w:lang w:val="en-US" w:eastAsia="zh-CN"/>
+        </w:rPr>
+        <w:fldChar w:fldCharType="separate"/>
+      </w:r>
+      <w:r>
+        <w:rPr>
+          <w:rStyle w:val="14"/>
+          <w:rFonts w:hint="eastAsia"/>
+          <w:lang w:val="en-US" w:eastAsia="zh-CN"/>
+        </w:rPr>
+        <w:t>..\image\马原-37-真理.png</w:t>
+      </w:r>
+      <w:r>
+        <w:rPr>
+          <w:rFonts w:hint="eastAsia"/>
+          <w:lang w:val="en-US" w:eastAsia="zh-CN"/>
+        </w:rPr>
+        <w:fldChar w:fldCharType="end"/>
+      </w:r>
+    </w:p>
+    <w:p>
+      <w:pPr>
+        <w:rPr>
+          <w:rFonts w:hint="default" w:ascii="Arial" w:hAnsi="Arial"/>
+          <w:lang w:val="en-US" w:eastAsia="zh-CN"/>
+        </w:rPr>
+      </w:pPr>
+      <w:r>
+        <w:rPr>
+          <w:rFonts w:hint="eastAsia"/>
+          <w:lang w:val="en-US" w:eastAsia="zh-CN"/>
+        </w:rPr>
+        <w:t>特点1.内容（外部的客观世界）客观2.标准客观</w:t>
+      </w:r>
+    </w:p>
+    <w:p>
+      <w:pPr>
+        <w:rPr>
+          <w:rFonts w:hint="eastAsia" w:ascii="Arial" w:hAnsi="Arial"/>
+          <w:lang w:val="en-US" w:eastAsia="zh-CN"/>
+        </w:rPr>
+      </w:pPr>
+      <w:r>
+        <w:rPr>
+          <w:rFonts w:hint="eastAsia" w:ascii="Arial" w:hAnsi="Arial"/>
+          <w:lang w:val="en-US" w:eastAsia="zh-CN"/>
+        </w:rPr>
+        <w:t>真理和承认的人多人少无关，和是否有用无关，但是真理一定有用</w:t>
+      </w:r>
+    </w:p>
+    <w:p>
+      <w:pPr>
+        <w:rPr>
+          <w:rFonts w:hint="eastAsia" w:ascii="Arial" w:hAnsi="Arial"/>
+          <w:lang w:val="en-US" w:eastAsia="zh-CN"/>
+        </w:rPr>
+      </w:pPr>
+      <w:r>
+        <w:rPr>
+          <w:rFonts w:hint="eastAsia" w:ascii="Arial" w:hAnsi="Arial"/>
+          <w:lang w:val="en-US" w:eastAsia="zh-CN"/>
+        </w:rPr>
+        <w:t>客观性决定真理的一元性，同选同不选</w:t>
+      </w:r>
+    </w:p>
+    <w:p>
+      <w:pPr>
+        <w:numPr>
+          <w:ilvl w:val="0"/>
+          <w:numId w:val="3"/>
+        </w:numPr>
+        <w:ind w:left="0" w:leftChars="0" w:firstLine="600" w:firstLineChars="250"/>
+        <w:rPr>
+          <w:rFonts w:hint="eastAsia" w:ascii="Arial" w:hAnsi="Arial"/>
+          <w:lang w:val="en-US" w:eastAsia="zh-CN"/>
+        </w:rPr>
+      </w:pPr>
+      <w:r>
+        <w:rPr>
+          <w:rFonts w:hint="eastAsia" w:ascii="Arial" w:hAnsi="Arial"/>
+          <w:lang w:val="en-US" w:eastAsia="zh-CN"/>
+        </w:rPr>
+        <w:t>绝对性，真理肯定是对的，认知能力是至高无上的，能认识到真理</w:t>
+      </w:r>
+    </w:p>
+    <w:p>
+      <w:pPr>
+        <w:numPr>
+          <w:ilvl w:val="0"/>
+          <w:numId w:val="3"/>
+        </w:numPr>
+        <w:ind w:left="0" w:leftChars="0" w:firstLine="600" w:firstLineChars="250"/>
+        <w:rPr>
+          <w:rFonts w:hint="default" w:ascii="Arial" w:hAnsi="Arial"/>
+          <w:lang w:val="en-US" w:eastAsia="zh-CN"/>
+        </w:rPr>
+      </w:pPr>
+      <w:r>
+        <w:rPr>
+          <w:rFonts w:hint="eastAsia" w:ascii="Arial" w:hAnsi="Arial"/>
+          <w:lang w:val="en-US" w:eastAsia="zh-CN"/>
+        </w:rPr>
+        <w:t>相对性，真理是某方面，某阶段的认识，以后还会进行拓展</w:t>
+      </w:r>
+    </w:p>
+    <w:p>
+      <w:pPr>
+        <w:numPr>
+          <w:ilvl w:val="0"/>
+          <w:numId w:val="0"/>
+        </w:numPr>
+        <w:ind w:leftChars="250"/>
+        <w:rPr>
+          <w:rFonts w:hint="eastAsia" w:ascii="Arial" w:hAnsi="Arial"/>
+          <w:lang w:val="en-US" w:eastAsia="zh-CN"/>
+        </w:rPr>
+      </w:pPr>
+      <w:r>
+        <w:rPr>
+          <w:rFonts w:hint="eastAsia" w:ascii="Arial" w:hAnsi="Arial"/>
+          <w:lang w:val="en-US" w:eastAsia="zh-CN"/>
+        </w:rPr>
+        <w:t>绝对性和相对性相互包含</w:t>
+      </w:r>
+    </w:p>
+    <w:p>
+      <w:pPr>
+        <w:numPr>
+          <w:ilvl w:val="0"/>
+          <w:numId w:val="0"/>
+        </w:numPr>
+        <w:ind w:leftChars="250"/>
+        <w:rPr>
+          <w:rFonts w:hint="eastAsia" w:ascii="Arial" w:hAnsi="Arial"/>
+          <w:lang w:val="en-US" w:eastAsia="zh-CN"/>
+        </w:rPr>
+      </w:pPr>
+      <w:r>
+        <w:rPr>
+          <w:rFonts w:hint="eastAsia" w:ascii="Arial" w:hAnsi="Arial"/>
+          <w:lang w:val="en-US" w:eastAsia="zh-CN"/>
+        </w:rPr>
+        <w:t>绝对真理和相对真理，推翻留下推翻留下推翻留下，日日夜夜不断被推翻留下，慢慢汇集而成</w:t>
+      </w:r>
+    </w:p>
+    <w:p>
+      <w:pPr>
+        <w:numPr>
+          <w:ilvl w:val="0"/>
+          <w:numId w:val="0"/>
+        </w:numPr>
+        <w:ind w:leftChars="250"/>
+        <w:rPr>
+          <w:rFonts w:hint="eastAsia" w:ascii="Arial" w:hAnsi="Arial"/>
+          <w:lang w:val="en-US" w:eastAsia="zh-CN"/>
+        </w:rPr>
+      </w:pPr>
+      <w:r>
+        <w:rPr>
+          <w:rFonts w:hint="eastAsia" w:ascii="Arial" w:hAnsi="Arial"/>
+          <w:lang w:val="en-US" w:eastAsia="zh-CN"/>
+        </w:rPr>
+        <w:t>认识能力是至高无上的，世界终将被我们认知，所以我们认知的真理就是绝对的，但是认识能力也有非至上性，所以也有相对性，我比较菜还不能认识完全，所以最后获得的真理既有相对也有绝对的</w:t>
+      </w:r>
+    </w:p>
+    <w:p>
+      <w:pPr>
+        <w:numPr>
+          <w:ilvl w:val="0"/>
+          <w:numId w:val="0"/>
+        </w:numPr>
+        <w:ind w:leftChars="250"/>
+        <w:rPr>
+          <w:rFonts w:hint="eastAsia" w:ascii="Arial" w:hAnsi="Arial"/>
+          <w:lang w:val="en-US" w:eastAsia="zh-CN"/>
+        </w:rPr>
+      </w:pPr>
+      <w:r>
+        <w:rPr>
+          <w:rFonts w:hint="eastAsia" w:ascii="Arial" w:hAnsi="Arial"/>
+          <w:lang w:val="en-US" w:eastAsia="zh-CN"/>
+        </w:rPr>
+        <w:t>过分夸大绝对，教条主义，思想僵化；</w:t>
+      </w:r>
+    </w:p>
+    <w:p>
+      <w:pPr>
+        <w:numPr>
+          <w:ilvl w:val="0"/>
+          <w:numId w:val="0"/>
+        </w:numPr>
+        <w:ind w:leftChars="250"/>
+        <w:rPr>
+          <w:rFonts w:hint="eastAsia" w:ascii="Arial" w:hAnsi="Arial"/>
+          <w:lang w:val="en-US" w:eastAsia="zh-CN"/>
+        </w:rPr>
+      </w:pPr>
+      <w:r>
+        <w:rPr>
+          <w:rFonts w:hint="eastAsia" w:ascii="Arial" w:hAnsi="Arial"/>
+          <w:lang w:val="en-US" w:eastAsia="zh-CN"/>
+        </w:rPr>
+        <w:t>过分夸大相对，怀疑主义，诡辩论；</w:t>
+      </w:r>
+    </w:p>
+    <w:p>
+      <w:pPr>
+        <w:numPr>
+          <w:ilvl w:val="0"/>
+          <w:numId w:val="0"/>
+        </w:numPr>
+        <w:ind w:leftChars="250"/>
+        <w:rPr>
+          <w:rFonts w:hint="default" w:ascii="Arial" w:hAnsi="Arial"/>
+          <w:lang w:val="en-US" w:eastAsia="zh-CN"/>
+        </w:rPr>
+      </w:pPr>
+      <w:r>
+        <w:rPr>
+          <w:rFonts w:hint="eastAsia" w:ascii="Arial" w:hAnsi="Arial"/>
+          <w:lang w:val="en-US" w:eastAsia="zh-CN"/>
+        </w:rPr>
+        <w:t>两者共同特征都是否定暂时的稳定性</w:t>
+      </w:r>
+    </w:p>
+    <w:p>
+      <w:pPr>
+        <w:numPr>
+          <w:ilvl w:val="0"/>
+          <w:numId w:val="0"/>
+        </w:numPr>
+        <w:ind w:leftChars="250"/>
+        <w:rPr>
+          <w:rFonts w:hint="eastAsia" w:ascii="Arial" w:hAnsi="Arial"/>
+          <w:lang w:val="en-US" w:eastAsia="zh-CN"/>
+        </w:rPr>
+      </w:pPr>
+      <w:r>
+        <w:rPr>
+          <w:rFonts w:hint="eastAsia" w:ascii="Arial" w:hAnsi="Arial"/>
+          <w:lang w:val="en-US" w:eastAsia="zh-CN"/>
+        </w:rPr>
+        <w:t>运动（诡辩论）和禁止（形而上学）</w:t>
+      </w:r>
+    </w:p>
+    <w:p>
+      <w:pPr>
+        <w:pStyle w:val="4"/>
+        <w:bidi w:val="0"/>
+        <w:rPr>
+          <w:rFonts w:hint="eastAsia"/>
+          <w:lang w:val="en-US" w:eastAsia="zh-CN"/>
+        </w:rPr>
+      </w:pPr>
+      <w:r>
+        <w:rPr>
+          <w:rFonts w:hint="eastAsia"/>
+          <w:lang w:val="en-US" w:eastAsia="zh-CN"/>
+        </w:rPr>
+        <w:t>考点38 真理和谬误</w:t>
+      </w:r>
+    </w:p>
+    <w:p>
+      <w:pPr>
+        <w:rPr>
+          <w:rFonts w:hint="eastAsia"/>
+          <w:lang w:val="en-US" w:eastAsia="zh-CN"/>
+        </w:rPr>
+      </w:pPr>
+      <w:r>
+        <w:rPr>
+          <w:rFonts w:hint="eastAsia"/>
+          <w:lang w:val="en-US" w:eastAsia="zh-CN"/>
+        </w:rPr>
+        <w:t>关系：相互对立，有着严格的界限，又相互依存相互转化</w:t>
+      </w:r>
+    </w:p>
+    <w:p>
+      <w:pPr>
+        <w:rPr>
+          <w:rFonts w:hint="eastAsia"/>
+          <w:lang w:val="en-US" w:eastAsia="zh-CN"/>
+        </w:rPr>
+      </w:pPr>
+      <w:r>
+        <w:rPr>
+          <w:rFonts w:hint="eastAsia"/>
+          <w:lang w:val="en-US" w:eastAsia="zh-CN"/>
+        </w:rPr>
+        <w:t>相对真理，现在是对的但是以后可能会错；谬误，现在就是错的</w:t>
+      </w:r>
+    </w:p>
+    <w:p>
+      <w:pPr>
+        <w:pStyle w:val="4"/>
+        <w:bidi w:val="0"/>
+        <w:rPr>
+          <w:rFonts w:hint="eastAsia"/>
+          <w:lang w:val="en-US" w:eastAsia="zh-CN"/>
+        </w:rPr>
+      </w:pPr>
+      <w:r>
+        <w:rPr>
+          <w:rFonts w:hint="eastAsia"/>
+          <w:lang w:val="en-US" w:eastAsia="zh-CN"/>
+        </w:rPr>
+        <w:t>考点39 真理的检验标准</w:t>
+      </w:r>
+    </w:p>
+    <w:p>
+      <w:pPr>
+        <w:rPr>
+          <w:rFonts w:hint="eastAsia"/>
+          <w:lang w:val="en-US" w:eastAsia="zh-CN"/>
+        </w:rPr>
+      </w:pPr>
+      <w:r>
+        <w:rPr>
+          <w:rFonts w:hint="eastAsia"/>
+          <w:lang w:val="en-US" w:eastAsia="zh-CN"/>
+        </w:rPr>
+        <w:t>实践是沟通主观和客观的桥梁，具有直接现实性</w:t>
+      </w:r>
+    </w:p>
+    <w:p>
+      <w:pPr>
+        <w:rPr>
+          <w:rFonts w:hint="eastAsia"/>
+          <w:lang w:val="en-US" w:eastAsia="zh-CN"/>
+        </w:rPr>
+      </w:pPr>
+      <w:r>
+        <w:rPr>
+          <w:rFonts w:hint="eastAsia"/>
+          <w:lang w:val="en-US" w:eastAsia="zh-CN"/>
+        </w:rPr>
+        <w:t>实践是检验真理的唯一标准，逻辑推导如果起点有问题那结果就是错的，只能是补充</w:t>
+      </w:r>
+    </w:p>
+    <w:p>
+      <w:pPr>
+        <w:rPr>
+          <w:rFonts w:hint="eastAsia"/>
+          <w:lang w:val="en-US" w:eastAsia="zh-CN"/>
+        </w:rPr>
+      </w:pPr>
+      <w:r>
+        <w:rPr>
+          <w:rFonts w:hint="eastAsia"/>
+          <w:lang w:val="en-US" w:eastAsia="zh-CN"/>
+        </w:rPr>
+        <w:t>实践也就一般般，有绝对性也有不确定性，多试多辩证，多检验几次，辩证法贯穿一切</w:t>
+      </w:r>
+    </w:p>
+    <w:p>
+      <w:pPr>
+        <w:pStyle w:val="4"/>
+        <w:bidi w:val="0"/>
+        <w:rPr>
+          <w:rFonts w:hint="eastAsia"/>
+          <w:lang w:val="en-US" w:eastAsia="zh-CN"/>
+        </w:rPr>
+      </w:pPr>
+      <w:r>
+        <w:rPr>
+          <w:rFonts w:hint="eastAsia"/>
+          <w:lang w:val="en-US" w:eastAsia="zh-CN"/>
+        </w:rPr>
+        <w:t>考点40 真理与价值的辩证统一</w:t>
+      </w:r>
     </w:p>
     <w:p>
       <w:pPr>
@@ -4839,6 +5256,175 @@
           <w:lang w:val="en-US" w:eastAsia="zh-CN"/>
         </w:rPr>
       </w:pPr>
+      <w:r>
+        <w:rPr>
+          <w:rFonts w:hint="eastAsia"/>
+          <w:lang w:val="en-US" w:eastAsia="zh-CN"/>
+        </w:rPr>
+        <w:t>价值不具备主观性（随心所欲），但是具备主体性（每个人看法不一样），价值因人而异，而不会因人的想法而异，价值不以人的意志而转移（客观性）同一件事情在不同维度有不同价值（多维性）</w:t>
+      </w:r>
+    </w:p>
+    <w:p>
+      <w:pPr>
+        <w:rPr>
+          <w:rFonts w:hint="default"/>
+          <w:lang w:val="en-US" w:eastAsia="zh-CN"/>
+        </w:rPr>
+      </w:pPr>
+      <w:r>
+        <w:rPr>
+          <w:rFonts w:hint="eastAsia"/>
+          <w:lang w:val="en-US" w:eastAsia="zh-CN"/>
+        </w:rPr>
+        <w:t>认识有两种，知识性（认知性，客体本身）；价值评估性认识（主客体的价值关系）</w:t>
+      </w:r>
+    </w:p>
+    <w:p>
+      <w:pPr>
+        <w:rPr>
+          <w:rFonts w:hint="eastAsia"/>
+          <w:lang w:val="en-US" w:eastAsia="zh-CN"/>
+        </w:rPr>
+      </w:pPr>
+      <w:r>
+        <w:rPr>
+          <w:rFonts w:hint="eastAsia"/>
+          <w:lang w:val="en-US" w:eastAsia="zh-CN"/>
+        </w:rPr>
+        <w:t>评价的结果要有知识，要了解他，要了解自己，了解的越多评价的才越好</w:t>
+      </w:r>
+    </w:p>
+    <w:p>
+      <w:pPr>
+        <w:rPr>
+          <w:rFonts w:hint="eastAsia"/>
+          <w:lang w:val="en-US" w:eastAsia="zh-CN"/>
+        </w:rPr>
+      </w:pPr>
+      <w:r>
+        <w:rPr>
+          <w:rFonts w:hint="eastAsia"/>
+          <w:lang w:val="en-US" w:eastAsia="zh-CN"/>
+        </w:rPr>
+        <w:t>喜欢是分对错的</w:t>
+      </w:r>
+    </w:p>
+    <w:p>
+      <w:pPr>
+        <w:rPr>
+          <w:rFonts w:hint="eastAsia"/>
+          <w:lang w:val="en-US" w:eastAsia="zh-CN"/>
+        </w:rPr>
+      </w:pPr>
+      <w:r>
+        <w:rPr>
+          <w:rFonts w:hint="eastAsia"/>
+          <w:lang w:val="en-US" w:eastAsia="zh-CN"/>
+        </w:rPr>
+        <w:t>任何一个实践要遵循该怎么做想怎么做</w:t>
+      </w:r>
+    </w:p>
+    <w:p>
+      <w:pPr>
+        <w:rPr>
+          <w:rFonts w:hint="eastAsia"/>
+          <w:lang w:val="en-US" w:eastAsia="zh-CN"/>
+        </w:rPr>
+      </w:pPr>
+      <w:r>
+        <w:rPr>
+          <w:rFonts w:hint="eastAsia"/>
+          <w:lang w:val="en-US" w:eastAsia="zh-CN"/>
+        </w:rPr>
+        <w:t>合规律性：得怎么做该怎么做</w:t>
+      </w:r>
+    </w:p>
+    <w:p>
+      <w:pPr>
+        <w:rPr>
+          <w:rFonts w:hint="eastAsia"/>
+          <w:lang w:val="en-US" w:eastAsia="zh-CN"/>
+        </w:rPr>
+      </w:pPr>
+      <w:r>
+        <w:rPr>
+          <w:rFonts w:hint="eastAsia"/>
+          <w:lang w:val="en-US" w:eastAsia="zh-CN"/>
+        </w:rPr>
+        <w:t>合目的性：想怎么做</w:t>
+      </w:r>
+    </w:p>
+    <w:p>
+      <w:pPr>
+        <w:rPr>
+          <w:rFonts w:hint="default"/>
+          <w:lang w:val="en-US" w:eastAsia="zh-CN"/>
+        </w:rPr>
+      </w:pPr>
+      <w:r>
+        <w:rPr>
+          <w:rFonts w:hint="eastAsia"/>
+          <w:lang w:val="en-US" w:eastAsia="zh-CN"/>
+        </w:rPr>
+        <w:t>古代洪水+地震，没有自由，后来学会了更多利用更多规律，就拥有了更多的自由，人类发展史就是不断的迈向自由王国的历程</w:t>
+      </w:r>
+    </w:p>
+    <w:p>
+      <w:pPr>
+        <w:numPr>
+          <w:ilvl w:val="0"/>
+          <w:numId w:val="0"/>
+        </w:numPr>
+        <w:ind w:leftChars="250"/>
+        <w:rPr>
+          <w:rFonts w:hint="eastAsia" w:ascii="Arial" w:hAnsi="Arial"/>
+          <w:lang w:val="en-US" w:eastAsia="zh-CN"/>
+        </w:rPr>
+      </w:pPr>
+      <w:r>
+        <w:rPr>
+          <w:rFonts w:hint="eastAsia" w:ascii="Arial" w:hAnsi="Arial"/>
+          <w:lang w:val="en-US" w:eastAsia="zh-CN"/>
+        </w:rPr>
+        <w:t>规律本身不能改变，但是可以改变规律起作用的方式</w:t>
+      </w:r>
+    </w:p>
+    <w:p>
+      <w:pPr>
+        <w:numPr>
+          <w:ilvl w:val="0"/>
+          <w:numId w:val="0"/>
+        </w:numPr>
+        <w:ind w:leftChars="250"/>
+        <w:rPr>
+          <w:rFonts w:hint="eastAsia" w:ascii="Arial" w:hAnsi="Arial"/>
+          <w:lang w:val="en-US" w:eastAsia="zh-CN"/>
+        </w:rPr>
+      </w:pPr>
+      <w:r>
+        <w:rPr>
+          <w:rFonts w:hint="eastAsia" w:ascii="Arial" w:hAnsi="Arial"/>
+          <w:lang w:val="en-US" w:eastAsia="zh-CN"/>
+        </w:rPr>
+        <w:t>认知越多越自由，自由无法改变规律，不能约束别人的自由</w:t>
+      </w:r>
+    </w:p>
+    <w:p>
+      <w:pPr>
+        <w:pStyle w:val="4"/>
+        <w:bidi w:val="0"/>
+        <w:rPr>
+          <w:rFonts w:hint="eastAsia"/>
+          <w:lang w:val="en-US" w:eastAsia="zh-CN"/>
+        </w:rPr>
+      </w:pPr>
+      <w:r>
+        <w:rPr>
+          <w:rFonts w:hint="eastAsia"/>
+          <w:lang w:val="en-US" w:eastAsia="zh-CN"/>
+        </w:rPr>
+        <w:t>考点43 从必然走向自由</w:t>
+      </w:r>
     </w:p>
     <w:p>
       <w:pPr>
@@ -4847,14 +5433,13 @@
           <w:lang w:val="en-US" w:eastAsia="zh-CN"/>
         </w:rPr>
       </w:pPr>
-    </w:p>
-    <w:p>
-      <w:pPr>
-        <w:rPr>
-          <w:rFonts w:hint="default" w:ascii="Arial" w:hAnsi="Arial"/>
-          <w:lang w:val="en-US" w:eastAsia="zh-CN"/>
-        </w:rPr>
-      </w:pPr>
+      <w:r>
+        <w:rPr>
+          <w:rFonts w:hint="eastAsia"/>
+          <w:lang w:val="en-US" w:eastAsia="zh-CN"/>
+        </w:rPr>
+        <w:t>认知越多越自由，自由是有条件的，认识条件和时间条件，必然就是规律，自由就是能动</w:t>
+      </w:r>
     </w:p>
     <w:p>
       <w:pPr>
@@ -4884,6 +5469,133 @@
     </w:p>
     <w:p>
       <w:pPr>
+        <w:pStyle w:val="4"/>
+        <w:bidi w:val="0"/>
+        <w:rPr>
+          <w:rFonts w:hint="eastAsia"/>
+          <w:lang w:val="en-US" w:eastAsia="zh-CN"/>
+        </w:rPr>
+      </w:pPr>
+      <w:r>
+        <w:rPr>
+          <w:rFonts w:hint="eastAsia"/>
+          <w:lang w:val="en-US" w:eastAsia="zh-CN"/>
+        </w:rPr>
+        <w:t>考点44 唯物史观和唯心史观的对立</w:t>
+      </w:r>
+    </w:p>
+    <w:p>
+      <w:pPr>
+        <w:rPr>
+          <w:rFonts w:hint="eastAsia"/>
+          <w:lang w:val="en-US" w:eastAsia="zh-CN"/>
+        </w:rPr>
+      </w:pPr>
+      <w:r>
+        <w:rPr>
+          <w:rFonts w:hint="eastAsia"/>
+          <w:lang w:val="en-US" w:eastAsia="zh-CN"/>
+        </w:rPr>
+        <w:t>唯心史观没有关注到生产力在背后的作用，同时过于英雄主义，忽略了人民群众创造历史的决定作用</w:t>
+      </w:r>
+    </w:p>
+    <w:p>
+      <w:pPr>
+        <w:pStyle w:val="4"/>
+        <w:bidi w:val="0"/>
+        <w:rPr>
+          <w:rFonts w:hint="eastAsia"/>
+          <w:lang w:val="en-US" w:eastAsia="zh-CN"/>
+        </w:rPr>
+      </w:pPr>
+      <w:r>
+        <w:rPr>
+          <w:rFonts w:hint="eastAsia"/>
+          <w:lang w:val="en-US" w:eastAsia="zh-CN"/>
+        </w:rPr>
+        <w:t>考点45 社会存在和社会意识及其辩证关系</w:t>
+      </w:r>
+    </w:p>
+    <w:p>
+      <w:pPr>
+        <w:rPr>
+          <w:rFonts w:hint="eastAsia"/>
+          <w:lang w:val="en-US" w:eastAsia="zh-CN"/>
+        </w:rPr>
+      </w:pPr>
+      <w:r>
+        <w:rPr>
+          <w:rFonts w:hint="eastAsia"/>
+          <w:lang w:val="en-US" w:eastAsia="zh-CN"/>
+        </w:rPr>
+        <w:t>人口和地理只影响不决定，生产方式决定性因素，构成很重要</w:t>
+      </w:r>
+    </w:p>
+    <w:p>
+      <w:pPr>
+        <w:rPr>
+          <w:rFonts w:hint="default"/>
+          <w:lang w:val="en-US" w:eastAsia="zh-CN"/>
+        </w:rPr>
+      </w:pPr>
+      <w:r>
+        <w:rPr>
+          <w:rFonts w:hint="eastAsia"/>
+          <w:lang w:val="en-US" w:eastAsia="zh-CN"/>
+        </w:rPr>
+        <w:t>生产方式=生产力+生产关系</w:t>
+      </w:r>
+    </w:p>
+    <w:p>
+      <w:pPr>
+        <w:rPr>
+          <w:rFonts w:hint="eastAsia"/>
+          <w:lang w:val="en-US" w:eastAsia="zh-CN"/>
+        </w:rPr>
+      </w:pPr>
+      <w:r>
+        <w:rPr>
+          <w:rFonts w:hint="eastAsia"/>
+          <w:lang w:val="en-US" w:eastAsia="zh-CN"/>
+        </w:rPr>
+        <w:t>很多国家思想和物质不平衡，例如宋打不过蒙古</w:t>
+      </w:r>
+    </w:p>
+    <w:p>
+      <w:pPr>
+        <w:rPr>
+          <w:rFonts w:hint="default"/>
+          <w:lang w:val="en-US" w:eastAsia="zh-CN"/>
+        </w:rPr>
+      </w:pPr>
+      <w:r>
+        <w:rPr>
+          <w:rFonts w:hint="eastAsia"/>
+          <w:lang w:val="en-US" w:eastAsia="zh-CN"/>
+        </w:rPr>
+        <w:t>虽然现在社会主义，但是封建残留还存在</w:t>
+      </w:r>
+      <w:bookmarkStart w:id="51" w:name="_GoBack"/>
+      <w:bookmarkEnd w:id="51"/>
+    </w:p>
+    <w:p>
+      <w:pPr>
+        <w:rPr>
+          <w:rFonts w:hint="default"/>
+          <w:lang w:val="en-US" w:eastAsia="zh-CN"/>
+        </w:rPr>
+      </w:pPr>
+    </w:p>
+    <w:p>
+      <w:pPr>
+        <w:rPr>
+          <w:rFonts w:hint="default"/>
+          <w:lang w:val="en-US" w:eastAsia="zh-CN"/>
+        </w:rPr>
+      </w:pPr>
+    </w:p>
+    <w:p>
+      <w:pPr>
         <w:pStyle w:val="2"/>
         <w:bidi w:val="0"/>
         <w:ind w:firstLine="0"/>
@@ -4943,8 +5655,8 @@
           <w:lang w:val="en-US" w:eastAsia="zh-CN"/>
         </w:rPr>
       </w:pPr>
-      <w:bookmarkStart w:id="43" w:name="_Toc23785"/>
-      <w:bookmarkStart w:id="44" w:name="_Toc6"/>
+      <w:bookmarkStart w:id="43" w:name="_Toc6"/>
+      <w:bookmarkStart w:id="44" w:name="_Toc23785"/>
       <w:r>
         <w:rPr>
           <w:rFonts w:hint="eastAsia"/>
@@ -4964,8 +5676,8 @@
           <w:lang w:val="en-US" w:eastAsia="zh-CN"/>
         </w:rPr>
       </w:pPr>
-      <w:bookmarkStart w:id="45" w:name="_Toc21929"/>
-      <w:bookmarkStart w:id="46" w:name="_Toc17362"/>
+      <w:bookmarkStart w:id="45" w:name="_Toc17362"/>
+      <w:bookmarkStart w:id="46" w:name="_Toc21929"/>
       <w:r>
         <w:rPr>
           <w:rFonts w:hint="eastAsia"/>
@@ -4989,8 +5701,8 @@
           <w:lang w:val="en-US" w:eastAsia="zh-CN"/>
         </w:rPr>
       </w:pPr>
-      <w:bookmarkStart w:id="47" w:name="_Toc32071"/>
-      <w:bookmarkStart w:id="48" w:name="_Toc28731"/>
+      <w:bookmarkStart w:id="47" w:name="_Toc28731"/>
+      <w:bookmarkStart w:id="48" w:name="_Toc32071"/>
       <w:r>
         <w:rPr>
           <w:rFonts w:hint="eastAsia"/>
@@ -5015,8 +5727,8 @@
           <w:lang w:val="en-US" w:eastAsia="zh-CN"/>
         </w:rPr>
       </w:pPr>
-      <w:bookmarkStart w:id="49" w:name="_Toc10626"/>
-      <w:bookmarkStart w:id="50" w:name="_Toc3208"/>
+      <w:bookmarkStart w:id="49" w:name="_Toc3208"/>
+      <w:bookmarkStart w:id="50" w:name="_Toc10626"/>
       <w:r>
         <w:rPr>
           <w:rFonts w:hint="eastAsia"/>
@@ -5182,7 +5894,7 @@
     <w:lsdException w:unhideWhenUsed="0" w:uiPriority="0" w:semiHidden="0" w:name="index 7"/>
     <w:lsdException w:unhideWhenUsed="0" w:uiPriority="0" w:semiHidden="0" w:name="index 8"/>
     <w:lsdException w:unhideWhenUsed="0" w:uiPriority="0" w:semiHidden="0" w:name="index 9"/>
-    <w:lsdException w:unhideWhenUsed="0" w:uiPriority="0" w:semiHidden="0" w:name="toc 1"/>
+    <w:lsdException w:qFormat="1" w:unhideWhenUsed="0" w:uiPriority="0" w:semiHidden="0" w:name="toc 1"/>
     <w:lsdException w:qFormat="1" w:unhideWhenUsed="0" w:uiPriority="0" w:semiHidden="0" w:name="toc 2"/>
     <w:lsdException w:qFormat="1" w:unhideWhenUsed="0" w:uiPriority="0" w:semiHidden="0" w:name="toc 3"/>
     <w:lsdException w:unhideWhenUsed="0" w:uiPriority="0" w:semiHidden="0" w:name="toc 4"/>
@@ -5579,6 +6291,7 @@
     <w:name w:val="toc 1"/>
     <w:basedOn w:val="1"/>
     <w:next w:val="1"/>
+    <w:qFormat/>
     <w:uiPriority w:val="0"/>
   </w:style>
   <w:style w:type="paragraph" w:styleId="10">
